--- a/0018_supplies_marketplace/0018_supplies_marketplace.docx
+++ b/0018_supplies_marketplace/0018_supplies_marketplace.docx
@@ -2,13 +2,306 @@
 <file path=word/document.xml><?xml version="1.0" encoding="utf-8"?>
 <w:document xmlns:w="http://schemas.openxmlformats.org/wordprocessingml/2006/main" xmlns:m="http://schemas.openxmlformats.org/officeDocument/2006/math" xmlns:r="http://schemas.openxmlformats.org/officeDocument/2006/relationships" xmlns:o="urn:schemas-microsoft-com:office:office" xmlns:v="urn:schemas-microsoft-com:vml" xmlns:w10="urn:schemas-microsoft-com:office:word" xmlns:a="http://schemas.openxmlformats.org/drawingml/2006/main" xmlns:pic="http://schemas.openxmlformats.org/drawingml/2006/picture" xmlns:wp="http://schemas.openxmlformats.org/drawingml/2006/wordprocessingDrawing">
   <w:body>
-    <w:bookmarkStart w:id="29" w:name="setnayan-supplies-curated-reseller"/>
+    <w:bookmarkStart w:id="30" w:name="setnayan-supplies-curated-reseller"/>
     <w:p>
       <w:pPr>
         <w:pStyle w:val="Heading1"/>
       </w:pPr>
       <w:r>
         <w:t xml:space="preserve">0018 — Setnayan Supplies (Curated Reseller)</w:t>
+      </w:r>
+    </w:p>
+    <w:p>
+      <w:pPr>
+        <w:pStyle w:val="Heading2"/>
+      </w:pPr>
+      <w:bookmarkStart w:id="9" w:name="X15fe45fd35a3898cec2809a953f74255a18bbe7"/>
+      <w:r>
+        <w:t xml:space="preserve">WARNING: AS-BUILT CORRECTION — 2026-06-07 (reconciled to live site + origin/main @ 34347c3c)</w:t>
+      </w:r>
+      <w:bookmarkEnd w:id="9"/>
+    </w:p>
+    <w:p>
+      <w:pPr>
+        <w:pStyle w:val="BlockText"/>
+      </w:pPr>
+      <w:r>
+        <w:rPr>
+          <w:b/>
+          <w:bCs/>
+        </w:rPr>
+        <w:t xml:space="preserve">This spec is HISTORICAL.</w:t>
+      </w:r>
+      <w:r>
+        <w:t xml:space="preserve"> </w:t>
+      </w:r>
+      <w:r>
+        <w:t xml:space="preserve">Authoritative current state = the live site (www.setnayan.com) + shipped code +</w:t>
+      </w:r>
+      <w:r>
+        <w:t xml:space="preserve"> </w:t>
+      </w:r>
+      <w:r>
+        <w:rPr>
+          <w:rStyle w:val="VerbatimChar"/>
+        </w:rPr>
+        <w:t xml:space="preserve">AS_BUILT_GROUND_TRUTH_2026-06-07.md</w:t>
+      </w:r>
+      <w:r>
+        <w:t xml:space="preserve">. Deltas vs what actually shipped:</w:t>
+      </w:r>
+      <w:r>
+        <w:t xml:space="preserve"> </w:t>
+      </w:r>
+      <w:r>
+        <w:t xml:space="preserve">-</w:t>
+      </w:r>
+      <w:r>
+        <w:t xml:space="preserve"> </w:t>
+      </w:r>
+      <w:r>
+        <w:rPr>
+          <w:b/>
+          <w:bCs/>
+        </w:rPr>
+        <w:t xml:space="preserve">0018 is a DEFERRED MOCK, not a live reseller.</w:t>
+      </w:r>
+      <w:r>
+        <w:t xml:space="preserve"> </w:t>
+      </w:r>
+      <w:r>
+        <w:t xml:space="preserve">The shipped surface (</w:t>
+      </w:r>
+      <w:r>
+        <w:rPr>
+          <w:rStyle w:val="VerbatimChar"/>
+        </w:rPr>
+        <w:t xml:space="preserve">app/dashboard/[eventId]/add-ons/supplies-marketplace/</w:t>
+      </w:r>
+      <w:r>
+        <w:t xml:space="preserve">) renders a</w:t>
+      </w:r>
+      <w:r>
+        <w:t xml:space="preserve"> </w:t>
+      </w:r>
+      <w:r>
+        <w:rPr>
+          <w:b/>
+          <w:bCs/>
+        </w:rPr>
+        <w:t xml:space="preserve">mock catalog</w:t>
+      </w:r>
+      <w:r>
+        <w:t xml:space="preserve"> </w:t>
+      </w:r>
+      <w:r>
+        <w:t xml:space="preserve">(</w:t>
+      </w:r>
+      <w:r>
+        <w:rPr>
+          <w:rStyle w:val="VerbatimChar"/>
+        </w:rPr>
+        <w:t xml:space="preserve">_data/products.ts</w:t>
+      </w:r>
+      <w:r>
+        <w:t xml:space="preserve">);</w:t>
+      </w:r>
+      <w:r>
+        <w:t xml:space="preserve"> </w:t>
+      </w:r>
+      <w:r>
+        <w:rPr>
+          <w:b/>
+          <w:bCs/>
+        </w:rPr>
+        <w:t xml:space="preserve">checkout is intentionally NOT built</w:t>
+      </w:r>
+      <w:r>
+        <w:t xml:space="preserve"> </w:t>
+      </w:r>
+      <w:r>
+        <w:t xml:space="preserve">— the cart’s old</w:t>
+      </w:r>
+      <w:r>
+        <w:t xml:space="preserve"> </w:t>
+      </w:r>
+      <w:r>
+        <w:rPr>
+          <w:rStyle w:val="VerbatimChar"/>
+        </w:rPr>
+        <w:t xml:space="preserve">/orders/new</w:t>
+      </w:r>
+      <w:r>
+        <w:t xml:space="preserve"> </w:t>
+      </w:r>
+      <w:r>
+        <w:t xml:space="preserve">link was neutralized into a disabled</w:t>
+      </w:r>
+      <w:r>
+        <w:t xml:space="preserve"> </w:t>
+      </w:r>
+      <w:r>
+        <w:t xml:space="preserve">“Checkout opens soon”</w:t>
+      </w:r>
+      <w:r>
+        <w:t xml:space="preserve"> </w:t>
+      </w:r>
+      <w:r>
+        <w:t xml:space="preserve">affordance (PR per</w:t>
+      </w:r>
+      <w:r>
+        <w:t xml:space="preserve"> </w:t>
+      </w:r>
+      <w:r>
+        <w:rPr>
+          <w:rStyle w:val="VerbatimChar"/>
+        </w:rPr>
+        <w:t xml:space="preserve">CONNECTION_MATRIX.md</w:t>
+      </w:r>
+      <w:r>
+        <w:t xml:space="preserve">).</w:t>
+      </w:r>
+      <w:r>
+        <w:t xml:space="preserve"> </w:t>
+      </w:r>
+      <w:r>
+        <w:t xml:space="preserve">-</w:t>
+      </w:r>
+      <w:r>
+        <w:t xml:space="preserve"> </w:t>
+      </w:r>
+      <w:r>
+        <w:rPr>
+          <w:b/>
+          <w:bCs/>
+        </w:rPr>
+        <w:t xml:space="preserve">The supplier-vendor schema is orphaned (data-without-UI):</w:t>
+      </w:r>
+      <w:r>
+        <w:t xml:space="preserve"> </w:t>
+      </w:r>
+      <w:r>
+        <w:rPr>
+          <w:rStyle w:val="VerbatimChar"/>
+        </w:rPr>
+        <w:t xml:space="preserve">supplier_vendor_skus</w:t>
+      </w:r>
+      <w:r>
+        <w:t xml:space="preserve">,</w:t>
+      </w:r>
+      <w:r>
+        <w:t xml:space="preserve"> </w:t>
+      </w:r>
+      <w:r>
+        <w:rPr>
+          <w:rStyle w:val="VerbatimChar"/>
+        </w:rPr>
+        <w:t xml:space="preserve">supplier_vendor_sku_pricing</w:t>
+      </w:r>
+      <w:r>
+        <w:t xml:space="preserve">,</w:t>
+      </w:r>
+      <w:r>
+        <w:t xml:space="preserve"> </w:t>
+      </w:r>
+      <w:r>
+        <w:rPr>
+          <w:rStyle w:val="VerbatimChar"/>
+        </w:rPr>
+        <w:t xml:space="preserve">supplies_orders</w:t>
+      </w:r>
+      <w:r>
+        <w:t xml:space="preserve">,</w:t>
+      </w:r>
+      <w:r>
+        <w:t xml:space="preserve"> </w:t>
+      </w:r>
+      <w:r>
+        <w:rPr>
+          <w:rStyle w:val="VerbatimChar"/>
+        </w:rPr>
+        <w:t xml:space="preserve">supplies_order_line_items</w:t>
+      </w:r>
+      <w:r>
+        <w:t xml:space="preserve"> </w:t>
+      </w:r>
+      <w:r>
+        <w:t xml:space="preserve">exist but no live flow writes them. The 50%-markup curated-reseller business model is not operational.</w:t>
+      </w:r>
+      <w:r>
+        <w:t xml:space="preserve"> </w:t>
+      </w:r>
+      <w:r>
+        <w:t xml:space="preserve">-</w:t>
+      </w:r>
+      <w:r>
+        <w:t xml:space="preserve"> </w:t>
+      </w:r>
+      <w:r>
+        <w:rPr>
+          <w:b/>
+          <w:bCs/>
+        </w:rPr>
+        <w:t xml:space="preserve">No live BIR / OR-issuance chain.</w:t>
+      </w:r>
+      <w:r>
+        <w:t xml:space="preserve"> </w:t>
+      </w:r>
+      <w:r>
+        <w:t xml:space="preserve">The 0026 BIR tax surface this iteration depends on is itself</w:t>
+      </w:r>
+      <w:r>
+        <w:t xml:space="preserve"> </w:t>
+      </w:r>
+      <w:r>
+        <w:rPr>
+          <w:b/>
+          <w:bCs/>
+        </w:rPr>
+        <w:t xml:space="preserve">being retired (2026-06-07)</w:t>
+      </w:r>
+      <w:r>
+        <w:t xml:space="preserve">; the Setnayan-as-seller-of-record OR chain described here is unbuilt.</w:t>
+      </w:r>
+      <w:r>
+        <w:t xml:space="preserve"> </w:t>
+      </w:r>
+      <w:r>
+        <w:t xml:space="preserve">-</w:t>
+      </w:r>
+      <w:r>
+        <w:t xml:space="preserve"> </w:t>
+      </w:r>
+      <w:r>
+        <w:rPr>
+          <w:b/>
+          <w:bCs/>
+        </w:rPr>
+        <w:t xml:space="preserve">Payment = apply-then-pay + manual admin approval</w:t>
+      </w:r>
+      <w:r>
+        <w:t xml:space="preserve"> </w:t>
+      </w:r>
+      <w:r>
+        <w:t xml:space="preserve">when it does ship; customer token wallet (0003) is RETIRED. Real money never moves on a click.</w:t>
+      </w:r>
+    </w:p>
+    <w:p>
+      <w:pPr>
+        <w:pStyle w:val="BlockText"/>
+      </w:pPr>
+      <w:r>
+        <w:t xml:space="preserve">When this body disagrees with the above,</w:t>
+      </w:r>
+      <w:r>
+        <w:t xml:space="preserve"> </w:t>
+      </w:r>
+      <w:r>
+        <w:rPr>
+          <w:b/>
+          <w:bCs/>
+        </w:rPr>
+        <w:t xml:space="preserve">the above wins.</w:t>
       </w:r>
     </w:p>
     <w:p>
@@ -148,7 +441,7 @@
         </w:pict>
       </w:r>
     </w:p>
-    <w:bookmarkStart w:id="9" w:name="business-model-pivot-read-this-first"/>
+    <w:bookmarkStart w:id="10" w:name="business-model-pivot-read-this-first"/>
     <w:p>
       <w:pPr>
         <w:pStyle w:val="Heading2"/>
@@ -356,8 +649,8 @@
         </w:pict>
       </w:r>
     </w:p>
-    <w:bookmarkEnd w:id="9"/>
-    <w:bookmarkStart w:id="10" w:name="what-this-is"/>
+    <w:bookmarkEnd w:id="10"/>
+    <w:bookmarkStart w:id="11" w:name="what-this-is"/>
     <w:p>
       <w:pPr>
         <w:pStyle w:val="Heading2"/>
@@ -494,8 +787,8 @@
         <w:t xml:space="preserve">Couples + coordinators see Setnayan-branded products; Setnayan handles sourcing + pricing + fulfillment coordination behind the scenes.</w:t>
       </w:r>
     </w:p>
-    <w:bookmarkEnd w:id="10"/>
-    <w:bookmarkStart w:id="11" w:name="why-this-iteration-exists"/>
+    <w:bookmarkEnd w:id="11"/>
+    <w:bookmarkStart w:id="12" w:name="why-this-iteration-exists"/>
     <w:p>
       <w:pPr>
         <w:pStyle w:val="Heading2"/>
@@ -646,8 +939,8 @@
         <w:t xml:space="preserve">failure mode</w:t>
       </w:r>
     </w:p>
-    <w:bookmarkEnd w:id="11"/>
-    <w:bookmarkStart w:id="12" w:name="X10d6987bffe84b4d9ffb05877b1d0a053aa811e"/>
+    <w:bookmarkEnd w:id="12"/>
+    <w:bookmarkStart w:id="13" w:name="X10d6987bffe84b4d9ffb05877b1d0a053aa811e"/>
     <w:p>
       <w:pPr>
         <w:pStyle w:val="Heading2"/>
@@ -977,8 +1270,8 @@
         <w:t xml:space="preserve">Wholesale ranges are illustrative — actual wholesale prices are negotiated per supplier-vendor + per area + per SKU + per volume tier.</w:t>
       </w:r>
     </w:p>
-    <w:bookmarkEnd w:id="12"/>
-    <w:bookmarkStart w:id="13" w:name="supplier-vendor-model"/>
+    <w:bookmarkEnd w:id="13"/>
+    <w:bookmarkStart w:id="14" w:name="supplier-vendor-model"/>
     <w:p>
       <w:pPr>
         <w:pStyle w:val="Heading2"/>
@@ -1223,8 +1516,8 @@
         <w:t xml:space="preserve">Vendor invoices Setnayan at wholesale at end of fulfillment; Setnayan pays out per agreed terms</w:t>
       </w:r>
     </w:p>
-    <w:bookmarkEnd w:id="13"/>
-    <w:bookmarkStart w:id="17" w:name="buyer-workflows"/>
+    <w:bookmarkEnd w:id="14"/>
+    <w:bookmarkStart w:id="18" w:name="buyer-workflows"/>
     <w:p>
       <w:pPr>
         <w:pStyle w:val="Heading2"/>
@@ -1233,7 +1526,7 @@
         <w:t xml:space="preserve">Buyer workflows</w:t>
       </w:r>
     </w:p>
-    <w:bookmarkStart w:id="14" w:name="couple-workflow-primary-use-case"/>
+    <w:bookmarkStart w:id="15" w:name="couple-workflow-primary-use-case"/>
     <w:p>
       <w:pPr>
         <w:pStyle w:val="Heading3"/>
@@ -1366,8 +1659,8 @@
         <w:t xml:space="preserve">Couple dashboard shows pending / shipped / delivered for each item.</w:t>
       </w:r>
     </w:p>
-    <w:bookmarkEnd w:id="14"/>
-    <w:bookmarkStart w:id="15" w:name="coordinator-workflow"/>
+    <w:bookmarkEnd w:id="15"/>
+    <w:bookmarkStart w:id="16" w:name="coordinator-workflow"/>
     <w:p>
       <w:pPr>
         <w:pStyle w:val="Heading3"/>
@@ -1384,8 +1677,8 @@
         <w:t xml:space="preserve">Same as couple workflow, just from the coordinator’s account. Coordinators get coordinator-specific features layered on (see § Coordinator-specific features).</w:t>
       </w:r>
     </w:p>
-    <w:bookmarkEnd w:id="15"/>
-    <w:bookmarkStart w:id="16" w:name="supplier-vendor-workflow-fulfilling"/>
+    <w:bookmarkEnd w:id="16"/>
+    <w:bookmarkStart w:id="17" w:name="supplier-vendor-workflow-fulfilling"/>
     <w:p>
       <w:pPr>
         <w:pStyle w:val="Heading3"/>
@@ -1442,9 +1735,9 @@
         <w:t xml:space="preserve">Reviews/ratings from couples + coordinators inform Setnayan’s internal supplier rating (not surfaced to couples)</w:t>
       </w:r>
     </w:p>
-    <w:bookmarkEnd w:id="16"/>
     <w:bookmarkEnd w:id="17"/>
-    <w:bookmarkStart w:id="18" w:name="X9714d206ae41ff7ce344b9f9ffb0bbd4510534f"/>
+    <w:bookmarkEnd w:id="18"/>
+    <w:bookmarkStart w:id="19" w:name="X9714d206ae41ff7ce344b9f9ffb0bbd4510534f"/>
     <w:p>
       <w:pPr>
         <w:pStyle w:val="Heading2"/>
@@ -1791,8 +2084,8 @@
         <w:t xml:space="preserve">For V1: pure lowest-price-wins with SLA-enforced suspension on quality misses.</w:t>
       </w:r>
     </w:p>
-    <w:bookmarkEnd w:id="18"/>
-    <w:bookmarkStart w:id="19" w:name="pricing-model-how-setnayan-earns"/>
+    <w:bookmarkEnd w:id="19"/>
+    <w:bookmarkStart w:id="20" w:name="pricing-model-how-setnayan-earns"/>
     <w:p>
       <w:pPr>
         <w:pStyle w:val="Heading2"/>
@@ -2045,8 +2338,8 @@
         <w:t xml:space="preserve">Trade-off: requires Setnayan to carry cash-flow risk (pay vendor wholesale even if couple disputes; manage refunds; own quality control). The higher margin compensates.</w:t>
       </w:r>
     </w:p>
-    <w:bookmarkEnd w:id="19"/>
-    <w:bookmarkStart w:id="20" w:name="cost-basis-for-setnayan"/>
+    <w:bookmarkEnd w:id="20"/>
+    <w:bookmarkStart w:id="21" w:name="cost-basis-for-setnayan"/>
     <w:p>
       <w:pPr>
         <w:pStyle w:val="Heading2"/>
@@ -2115,8 +2408,8 @@
         <w:t xml:space="preserve">Vendor sourcing ops: ongoing cost to negotiate + maintain wholesale agreements per area (~5-15% of leadership/ops time as the supplier base grows)</w:t>
       </w:r>
     </w:p>
-    <w:bookmarkEnd w:id="20"/>
-    <w:bookmarkStart w:id="21" w:name="integrations-across-iterations"/>
+    <w:bookmarkEnd w:id="21"/>
+    <w:bookmarkStart w:id="22" w:name="integrations-across-iterations"/>
     <w:p>
       <w:pPr>
         <w:pStyle w:val="Heading2"/>
@@ -2493,8 +2786,8 @@
         </w:tc>
       </w:tr>
     </w:tbl>
-    <w:bookmarkEnd w:id="21"/>
-    <w:bookmarkStart w:id="22" w:name="X86df3c9819f8e952cb103d117ef3ac1b0294cd8"/>
+    <w:bookmarkEnd w:id="22"/>
+    <w:bookmarkStart w:id="23" w:name="X86df3c9819f8e952cb103d117ef3ac1b0294cd8"/>
     <w:p>
       <w:pPr>
         <w:pStyle w:val="Heading2"/>
@@ -3113,8 +3406,8 @@
         <w:t xml:space="preserve">— not duplicated here.</w:t>
       </w:r>
     </w:p>
-    <w:bookmarkEnd w:id="22"/>
-    <w:bookmarkStart w:id="23" w:name="schema-additions-new-extends-existing"/>
+    <w:bookmarkEnd w:id="23"/>
+    <w:bookmarkStart w:id="24" w:name="schema-additions-new-extends-existing"/>
     <w:p>
       <w:pPr>
         <w:pStyle w:val="Heading2"/>
@@ -5966,8 +6259,8 @@
         <w:t xml:space="preserve">-- Existing commission payouts get payout_type='commission'; new supplies wholesale payouts get payout_type='wholesale'</w:t>
       </w:r>
     </w:p>
-    <w:bookmarkEnd w:id="23"/>
-    <w:bookmarkStart w:id="24" w:name="coordinator-specific-features"/>
+    <w:bookmarkEnd w:id="24"/>
+    <w:bookmarkStart w:id="25" w:name="coordinator-specific-features"/>
     <w:p>
       <w:pPr>
         <w:pStyle w:val="Heading2"/>
@@ -6118,8 +6411,8 @@
         <w:t xml:space="preserve">— coordinator pays Setnayan once per billing cycle (consolidated invoice across all their events that month)</w:t>
       </w:r>
     </w:p>
-    <w:bookmarkEnd w:id="24"/>
-    <w:bookmarkStart w:id="25" w:name="anti-abuse-quality-controls"/>
+    <w:bookmarkEnd w:id="25"/>
+    <w:bookmarkStart w:id="26" w:name="anti-abuse-quality-controls"/>
     <w:p>
       <w:pPr>
         <w:pStyle w:val="Heading2"/>
@@ -6380,8 +6673,8 @@
         </w:tc>
       </w:tr>
     </w:tbl>
-    <w:bookmarkEnd w:id="25"/>
-    <w:bookmarkStart w:id="26" w:name="pre-launch-owner-side-gate"/>
+    <w:bookmarkEnd w:id="26"/>
+    <w:bookmarkStart w:id="27" w:name="pre-launch-owner-side-gate"/>
     <w:p>
       <w:pPr>
         <w:pStyle w:val="Heading2"/>
@@ -6572,8 +6865,8 @@
         <w:t xml:space="preserve">empty state.</w:t>
       </w:r>
     </w:p>
-    <w:bookmarkEnd w:id="26"/>
-    <w:bookmarkStart w:id="27" w:name="future-considerations"/>
+    <w:bookmarkEnd w:id="27"/>
+    <w:bookmarkStart w:id="28" w:name="future-considerations"/>
     <w:p>
       <w:pPr>
         <w:pStyle w:val="Heading2"/>
@@ -6728,8 +7021,8 @@
         <w:t xml:space="preserve">at deeper discount.</w:t>
       </w:r>
     </w:p>
-    <w:bookmarkEnd w:id="27"/>
-    <w:bookmarkStart w:id="28" w:name="companion-docs"/>
+    <w:bookmarkEnd w:id="28"/>
+    <w:bookmarkStart w:id="29" w:name="companion-docs"/>
     <w:p>
       <w:pPr>
         <w:pStyle w:val="Heading2"/>
@@ -6854,8 +7147,8 @@
         <w:t xml:space="preserve">).</w:t>
       </w:r>
     </w:p>
-    <w:bookmarkEnd w:id="28"/>
     <w:bookmarkEnd w:id="29"/>
+    <w:bookmarkEnd w:id="30"/>
     <w:sectPr>
       <w:footnotePr>
         <w:numRestart w:val="eachSect"/>
